--- a/docs/entregables/SEM03/plan_desarrollo_software.docx
+++ b/docs/entregables/SEM03/plan_desarrollo_software.docx
@@ -1786,20 +1786,11 @@
             </w:tcBorders>
           </w:tcPr>
           <w:p>
-            <w:pPr>
-              <w:spacing w:before="52"/>
-              <w:ind w:left="54"/>
-              <w:rPr>
-                <w:rFonts w:ascii="Arial" w:eastAsia="Arial" w:hAnsi="Arial" w:cs="Arial"/>
-              </w:rPr>
-            </w:pPr>
-            <w:r>
-              <w:rPr>
-                <w:rFonts w:ascii="Arial" w:eastAsia="Arial" w:hAnsi="Arial" w:cs="Arial"/>
-                <w:b/>
-                <w:i/>
-                <w:color w:val="000000"/>
-                <w:spacing w:val="-1"/>
+            <w:r>
+              <w:rPr>
+                <w:rFonts w:ascii="Arial" w:hAnsi="Arial"/>
+                <w:b/>
+                <w:sz w:val="17"/>
               </w:rPr>
               <w:t>0.1</w:t>
             </w:r>
@@ -1816,20 +1807,10 @@
             </w:tcBorders>
           </w:tcPr>
           <w:p>
-            <w:pPr>
-              <w:spacing w:before="52"/>
-              <w:ind w:left="54"/>
-              <w:rPr>
-                <w:rFonts w:ascii="Arial" w:eastAsia="Arial" w:hAnsi="Arial" w:cs="Arial"/>
-              </w:rPr>
-            </w:pPr>
-            <w:r>
-              <w:rPr>
-                <w:rFonts w:ascii="Arial" w:eastAsia="Arial" w:hAnsi="Arial" w:cs="Arial"/>
-                <w:b/>
-                <w:i/>
-                <w:color w:val="000000"/>
-                <w:spacing w:val="-1"/>
+            <w:r>
+              <w:rPr>
+                <w:rFonts w:ascii="Arial" w:hAnsi="Arial"/>
+                <w:sz w:val="17"/>
               </w:rPr>
               <w:t>11/09/2026</w:t>
             </w:r>
@@ -1846,22 +1827,14 @@
             </w:tcBorders>
           </w:tcPr>
           <w:p>
-            <w:pPr>
-              <w:spacing w:before="52"/>
-              <w:ind w:left="54"/>
-              <w:rPr>
-                <w:rFonts w:ascii="Arial" w:eastAsia="Arial" w:hAnsi="Arial" w:cs="Arial"/>
-              </w:rPr>
-            </w:pPr>
-            <w:r>
-              <w:rPr>
-                <w:rFonts w:ascii="Arial" w:eastAsia="Arial" w:hAnsi="Arial" w:cs="Arial"/>
-                <w:b/>
-                <w:i/>
-                <w:color w:val="000000"/>
-                <w:spacing w:val="-1"/>
-              </w:rPr>
-              <w:t>Equipo Capstone - Grupo 2</w:t>
+            <w:r>
+              <w:rPr>
+                <w:rFonts w:ascii="Arial" w:hAnsi="Arial"/>
+                <w:sz w:val="17"/>
+              </w:rPr>
+              <w:t>Gerardo Erick Plasencia Torres</w:t>
+              <w:br/>
+              <w:t>(Líder de Proyecto / DevOps / Full Stack)</w:t>
             </w:r>
           </w:p>
         </w:tc>
@@ -1876,24 +1849,256 @@
             </w:tcBorders>
           </w:tcPr>
           <w:p>
-            <w:pPr>
-              <w:spacing w:before="52"/>
-              <w:ind w:left="52"/>
-              <w:rPr>
-                <w:rFonts w:ascii="Arial" w:eastAsia="Arial" w:hAnsi="Arial" w:cs="Arial"/>
-                <w:lang w:val="es-PE"/>
-              </w:rPr>
-            </w:pPr>
-            <w:r>
-              <w:rPr>
-                <w:rFonts w:ascii="Arial" w:eastAsia="Arial" w:hAnsi="Arial" w:cs="Arial"/>
-                <w:b/>
-                <w:i/>
-                <w:color w:val="000000"/>
-                <w:spacing w:val="-1"/>
-                <w:lang w:val="es-PE"/>
+            <w:r>
+              <w:rPr>
+                <w:rFonts w:ascii="Arial" w:hAnsi="Arial"/>
+                <w:sz w:val="17"/>
               </w:rPr>
               <w:t>Versión inicial formal del Plan de Desarrollo del Proyecto de Software.</w:t>
+            </w:r>
+          </w:p>
+        </w:tc>
+      </w:tr>
+      <w:tr>
+        <w:tc>
+          <w:tcPr>
+            <w:tcW w:type="dxa" w:w="2492"/>
+          </w:tcPr>
+          <w:p>
+            <w:r>
+              <w:rPr>
+                <w:rFonts w:ascii="Arial" w:hAnsi="Arial"/>
+                <w:b/>
+                <w:sz w:val="17"/>
+              </w:rPr>
+              <w:t>0.2</w:t>
+            </w:r>
+          </w:p>
+        </w:tc>
+        <w:tc>
+          <w:tcPr>
+            <w:tcW w:type="dxa" w:w="2492"/>
+          </w:tcPr>
+          <w:p>
+            <w:r>
+              <w:rPr>
+                <w:rFonts w:ascii="Arial" w:hAnsi="Arial"/>
+                <w:sz w:val="17"/>
+              </w:rPr>
+              <w:t>18/09/2026</w:t>
+            </w:r>
+          </w:p>
+        </w:tc>
+        <w:tc>
+          <w:tcPr>
+            <w:tcW w:type="dxa" w:w="2495"/>
+          </w:tcPr>
+          <w:p>
+            <w:r>
+              <w:rPr>
+                <w:rFonts w:ascii="Arial" w:hAnsi="Arial"/>
+                <w:sz w:val="17"/>
+              </w:rPr>
+              <w:t>Jose Estibb Anhuaman Delgado</w:t>
+              <w:br/>
+              <w:t>(Desarrollador Frontend / Angular 21)</w:t>
+            </w:r>
+          </w:p>
+        </w:tc>
+        <w:tc>
+          <w:tcPr>
+            <w:tcW w:type="dxa" w:w="2492"/>
+          </w:tcPr>
+          <w:p>
+            <w:r>
+              <w:rPr>
+                <w:rFonts w:ascii="Arial" w:hAnsi="Arial"/>
+                <w:sz w:val="17"/>
+              </w:rPr>
+              <w:t>Incorporación del plan de entregables UI/UX y arquitectura cliente ligero.</w:t>
+            </w:r>
+          </w:p>
+        </w:tc>
+      </w:tr>
+      <w:tr>
+        <w:tc>
+          <w:tcPr>
+            <w:tcW w:type="dxa" w:w="2492"/>
+          </w:tcPr>
+          <w:p>
+            <w:r>
+              <w:rPr>
+                <w:rFonts w:ascii="Arial" w:hAnsi="Arial"/>
+                <w:b/>
+                <w:sz w:val="17"/>
+              </w:rPr>
+              <w:t>0.3</w:t>
+            </w:r>
+          </w:p>
+        </w:tc>
+        <w:tc>
+          <w:tcPr>
+            <w:tcW w:type="dxa" w:w="2492"/>
+          </w:tcPr>
+          <w:p>
+            <w:r>
+              <w:rPr>
+                <w:rFonts w:ascii="Arial" w:hAnsi="Arial"/>
+                <w:sz w:val="17"/>
+              </w:rPr>
+              <w:t>25/09/2026</w:t>
+            </w:r>
+          </w:p>
+        </w:tc>
+        <w:tc>
+          <w:tcPr>
+            <w:tcW w:type="dxa" w:w="2495"/>
+          </w:tcPr>
+          <w:p>
+            <w:r>
+              <w:rPr>
+                <w:rFonts w:ascii="Arial" w:hAnsi="Arial"/>
+                <w:sz w:val="17"/>
+              </w:rPr>
+              <w:t>Jose Diego Rodríguez Vásquez</w:t>
+              <w:br/>
+              <w:t>(Desarrollador Backend / FastAPI / IA)</w:t>
+            </w:r>
+          </w:p>
+        </w:tc>
+        <w:tc>
+          <w:tcPr>
+            <w:tcW w:type="dxa" w:w="2492"/>
+          </w:tcPr>
+          <w:p>
+            <w:r>
+              <w:rPr>
+                <w:rFonts w:ascii="Arial" w:hAnsi="Arial"/>
+                <w:sz w:val="17"/>
+              </w:rPr>
+              <w:t>Detalle de arquitectura de microservicios, base de datos y modelos predictivos.</w:t>
+            </w:r>
+          </w:p>
+        </w:tc>
+      </w:tr>
+      <w:tr>
+        <w:tc>
+          <w:tcPr>
+            <w:tcW w:type="dxa" w:w="2492"/>
+          </w:tcPr>
+          <w:p>
+            <w:r>
+              <w:rPr>
+                <w:rFonts w:ascii="Arial" w:hAnsi="Arial"/>
+                <w:b/>
+                <w:sz w:val="17"/>
+              </w:rPr>
+              <w:t>0.4</w:t>
+            </w:r>
+          </w:p>
+        </w:tc>
+        <w:tc>
+          <w:tcPr>
+            <w:tcW w:type="dxa" w:w="2492"/>
+          </w:tcPr>
+          <w:p>
+            <w:r>
+              <w:rPr>
+                <w:rFonts w:ascii="Arial" w:hAnsi="Arial"/>
+                <w:sz w:val="17"/>
+              </w:rPr>
+              <w:t>26/09/2026</w:t>
+            </w:r>
+          </w:p>
+        </w:tc>
+        <w:tc>
+          <w:tcPr>
+            <w:tcW w:type="dxa" w:w="2495"/>
+          </w:tcPr>
+          <w:p>
+            <w:r>
+              <w:rPr>
+                <w:rFonts w:ascii="Arial" w:hAnsi="Arial"/>
+                <w:sz w:val="17"/>
+              </w:rPr>
+              <w:t>Marcell Pamela Vásquez Rodríguez</w:t>
+              <w:br/>
+              <w:t>(Jefa de Administración / Product Owner)</w:t>
+            </w:r>
+          </w:p>
+        </w:tc>
+        <w:tc>
+          <w:tcPr>
+            <w:tcW w:type="dxa" w:w="2492"/>
+          </w:tcPr>
+          <w:p>
+            <w:r>
+              <w:rPr>
+                <w:rFonts w:ascii="Arial" w:hAnsi="Arial"/>
+                <w:sz w:val="17"/>
+              </w:rPr>
+              <w:t>Validación de hitos y cronograma de entregas intermedias en planta.</w:t>
+            </w:r>
+          </w:p>
+        </w:tc>
+      </w:tr>
+      <w:tr>
+        <w:tc>
+          <w:tcPr>
+            <w:tcW w:type="dxa" w:w="2492"/>
+          </w:tcPr>
+          <w:p>
+            <w:r>
+              <w:rPr>
+                <w:rFonts w:ascii="Arial" w:hAnsi="Arial"/>
+                <w:b/>
+                <w:sz w:val="17"/>
+              </w:rPr>
+              <w:t>1.0</w:t>
+            </w:r>
+          </w:p>
+        </w:tc>
+        <w:tc>
+          <w:tcPr>
+            <w:tcW w:type="dxa" w:w="2492"/>
+          </w:tcPr>
+          <w:p>
+            <w:r>
+              <w:rPr>
+                <w:rFonts w:ascii="Arial" w:hAnsi="Arial"/>
+                <w:sz w:val="17"/>
+              </w:rPr>
+              <w:t>02/10/2026</w:t>
+            </w:r>
+          </w:p>
+        </w:tc>
+        <w:tc>
+          <w:tcPr>
+            <w:tcW w:type="dxa" w:w="2495"/>
+          </w:tcPr>
+          <w:p>
+            <w:r>
+              <w:rPr>
+                <w:rFonts w:ascii="Arial" w:hAnsi="Arial"/>
+                <w:sz w:val="17"/>
+              </w:rPr>
+              <w:t>Ing. José Alberto Gómez Ávila</w:t>
+              <w:br/>
+              <w:t>(Docente Asesor / Cátedra Capstone)</w:t>
+            </w:r>
+          </w:p>
+        </w:tc>
+        <w:tc>
+          <w:tcPr>
+            <w:tcW w:type="dxa" w:w="2492"/>
+          </w:tcPr>
+          <w:p>
+            <w:r>
+              <w:rPr>
+                <w:rFonts w:ascii="Arial" w:hAnsi="Arial"/>
+                <w:sz w:val="17"/>
+              </w:rPr>
+              <w:t>Subsanación de observaciones de clase: desagregación de entregables en ítem 6 (una fila por entregable) y formalización de roles de stakeholders.</w:t>
             </w:r>
           </w:p>
         </w:tc>
@@ -42808,10 +43013,11 @@
           <w:p>
             <w:r>
               <w:rPr>
-                <w:rFonts w:ascii="Calibri" w:hAnsi="Calibri"/>
-                <w:sz w:val="18"/>
-              </w:rPr>
-              <w:t>Acta de Constitución</w:t>
+                <w:rFonts w:ascii="Arial" w:hAnsi="Arial"/>
+                <w:b/>
+                <w:sz w:val="17"/>
+              </w:rPr>
+              <w:t>Acta de Constitución del Proyecto</w:t>
             </w:r>
           </w:p>
         </w:tc>
@@ -42827,14 +43033,10 @@
             <w:vAlign w:val="center"/>
           </w:tcPr>
           <w:p>
-            <w:pPr>
-              <w:rPr>
-                <w:lang w:val="es-PE"/>
-              </w:rPr>
-            </w:pPr>
-            <w:r>
-              <w:rPr>
-                <w:lang w:val="es-PE"/>
+            <w:r>
+              <w:rPr>
+                <w:rFonts w:ascii="Arial" w:hAnsi="Arial"/>
+                <w:sz w:val="17"/>
               </w:rPr>
               <w:t>Documento de formalización con objetivos, alcance, hitos y presupuesto.</w:t>
             </w:r>
@@ -42852,13 +43054,10 @@
             <w:vAlign w:val="center"/>
           </w:tcPr>
           <w:p>
-            <w:pPr>
-              <w:jc w:val="center"/>
-            </w:pPr>
-            <w:r>
-              <w:rPr>
-                <w:rFonts w:ascii="Calibri" w:hAnsi="Calibri"/>
-                <w:sz w:val="18"/>
+            <w:r>
+              <w:rPr>
+                <w:rFonts w:ascii="Arial" w:hAnsi="Arial"/>
+                <w:sz w:val="17"/>
               </w:rPr>
               <w:t>28/08/2026</w:t>
             </w:r>
@@ -42884,10 +43083,11 @@
           <w:p>
             <w:r>
               <w:rPr>
-                <w:rFonts w:ascii="Calibri" w:hAnsi="Calibri"/>
-                <w:sz w:val="18"/>
-              </w:rPr>
-              <w:t>Business Case</w:t>
+                <w:rFonts w:ascii="Arial" w:hAnsi="Arial"/>
+                <w:b/>
+                <w:sz w:val="17"/>
+              </w:rPr>
+              <w:t>Business Case del Proyecto</w:t>
             </w:r>
           </w:p>
         </w:tc>
@@ -42903,16 +43103,12 @@
             <w:vAlign w:val="center"/>
           </w:tcPr>
           <w:p>
-            <w:pPr>
-              <w:rPr>
-                <w:lang w:val="es-PE"/>
-              </w:rPr>
-            </w:pPr>
-            <w:r>
-              <w:rPr>
-                <w:lang w:val="es-PE"/>
-              </w:rPr>
-              <w:t>Caso de negocio con evaluación económica y viabilidad.</w:t>
+            <w:r>
+              <w:rPr>
+                <w:rFonts w:ascii="Arial" w:hAnsi="Arial"/>
+                <w:sz w:val="17"/>
+              </w:rPr>
+              <w:t>Caso de negocio con evaluación económica, VAN, TIR y viabilidad estratégica.</w:t>
             </w:r>
           </w:p>
         </w:tc>
@@ -42928,13 +43124,10 @@
             <w:vAlign w:val="center"/>
           </w:tcPr>
           <w:p>
-            <w:pPr>
-              <w:jc w:val="center"/>
-            </w:pPr>
-            <w:r>
-              <w:rPr>
-                <w:rFonts w:ascii="Calibri" w:hAnsi="Calibri"/>
-                <w:sz w:val="18"/>
+            <w:r>
+              <w:rPr>
+                <w:rFonts w:ascii="Arial" w:hAnsi="Arial"/>
+                <w:sz w:val="17"/>
               </w:rPr>
               <w:t>04/09/2026</w:t>
             </w:r>
@@ -42960,8 +43153,9 @@
           <w:p>
             <w:r>
               <w:rPr>
-                <w:rFonts w:ascii="Calibri" w:hAnsi="Calibri"/>
-                <w:sz w:val="18"/>
+                <w:rFonts w:ascii="Arial" w:hAnsi="Arial"/>
+                <w:b/>
+                <w:sz w:val="17"/>
               </w:rPr>
               <w:t>Documento SRS IEEE 830</w:t>
             </w:r>
@@ -42979,16 +43173,12 @@
             <w:vAlign w:val="center"/>
           </w:tcPr>
           <w:p>
-            <w:pPr>
-              <w:rPr>
-                <w:lang w:val="es-PE"/>
-              </w:rPr>
-            </w:pPr>
-            <w:r>
-              <w:rPr>
-                <w:lang w:val="es-PE"/>
-              </w:rPr>
-              <w:t>Especificación formal de requerimientos funcionales y no funcionales.</w:t>
+            <w:r>
+              <w:rPr>
+                <w:rFonts w:ascii="Arial" w:hAnsi="Arial"/>
+                <w:sz w:val="17"/>
+              </w:rPr>
+              <w:t>Especificación formal de requerimientos funcionales (RF-01 al RF-10) y no funcionales.</w:t>
             </w:r>
           </w:p>
         </w:tc>
@@ -43004,13 +43194,10 @@
             <w:vAlign w:val="center"/>
           </w:tcPr>
           <w:p>
-            <w:pPr>
-              <w:jc w:val="center"/>
-            </w:pPr>
-            <w:r>
-              <w:rPr>
-                <w:rFonts w:ascii="Calibri" w:hAnsi="Calibri"/>
-                <w:sz w:val="18"/>
+            <w:r>
+              <w:rPr>
+                <w:rFonts w:ascii="Arial" w:hAnsi="Arial"/>
+                <w:sz w:val="17"/>
               </w:rPr>
               <w:t>11/09/2026</w:t>
             </w:r>
@@ -43036,10 +43223,11 @@
           <w:p>
             <w:r>
               <w:rPr>
-                <w:rFonts w:ascii="Calibri" w:hAnsi="Calibri"/>
-                <w:sz w:val="18"/>
-              </w:rPr>
-              <w:t>EDT, cronograma y presupuesto</w:t>
+                <w:rFonts w:ascii="Arial" w:hAnsi="Arial"/>
+                <w:b/>
+                <w:sz w:val="17"/>
+              </w:rPr>
+              <w:t>Estructura de Desglose del Trabajo (EDT)</w:t>
             </w:r>
           </w:p>
         </w:tc>
@@ -43055,16 +43243,12 @@
             <w:vAlign w:val="center"/>
           </w:tcPr>
           <w:p>
-            <w:pPr>
-              <w:rPr>
-                <w:lang w:val="es-PE"/>
-              </w:rPr>
-            </w:pPr>
-            <w:r>
-              <w:rPr>
-                <w:lang w:val="es-PE"/>
-              </w:rPr>
-              <w:t>Estructura de desglose, programación y costos valorizados.</w:t>
+            <w:r>
+              <w:rPr>
+                <w:rFonts w:ascii="Arial" w:hAnsi="Arial"/>
+                <w:sz w:val="17"/>
+              </w:rPr>
+              <w:t>Estructura jerárquica de 8 fases, 26 paquetes de trabajo y 39 actividades operativas.</w:t>
             </w:r>
           </w:p>
         </w:tc>
@@ -43080,13 +43264,10 @@
             <w:vAlign w:val="center"/>
           </w:tcPr>
           <w:p>
-            <w:pPr>
-              <w:jc w:val="center"/>
-            </w:pPr>
-            <w:r>
-              <w:rPr>
-                <w:rFonts w:ascii="Calibri" w:hAnsi="Calibri"/>
-                <w:sz w:val="18"/>
+            <w:r>
+              <w:rPr>
+                <w:rFonts w:ascii="Arial" w:hAnsi="Arial"/>
+                <w:sz w:val="17"/>
               </w:rPr>
               <w:t>11/09/2026</w:t>
             </w:r>
@@ -43110,18 +43291,13 @@
             <w:vAlign w:val="center"/>
           </w:tcPr>
           <w:p>
-            <w:pPr>
-              <w:rPr>
-                <w:lang w:val="es-PE"/>
-              </w:rPr>
-            </w:pPr>
-            <w:r>
-              <w:rPr>
-                <w:rFonts w:ascii="Calibri" w:hAnsi="Calibri"/>
-                <w:sz w:val="18"/>
-                <w:lang w:val="es-PE"/>
-              </w:rPr>
-              <w:t>Estructura de análisis y matriz de consistencia</w:t>
+            <w:r>
+              <w:rPr>
+                <w:rFonts w:ascii="Arial" w:hAnsi="Arial"/>
+                <w:b/>
+                <w:sz w:val="17"/>
+              </w:rPr>
+              <w:t>Cronograma del Proyecto (Gantt)</w:t>
             </w:r>
           </w:p>
         </w:tc>
@@ -43137,16 +43313,12 @@
             <w:vAlign w:val="center"/>
           </w:tcPr>
           <w:p>
-            <w:pPr>
-              <w:rPr>
-                <w:lang w:val="es-PE"/>
-              </w:rPr>
-            </w:pPr>
-            <w:r>
-              <w:rPr>
-                <w:lang w:val="es-PE"/>
-              </w:rPr>
-              <w:t>Variables, indicadores, población y muestra del estudio.</w:t>
+            <w:r>
+              <w:rPr>
+                <w:rFonts w:ascii="Arial" w:hAnsi="Arial"/>
+                <w:sz w:val="17"/>
+              </w:rPr>
+              <w:t>Programación temporal en 16 semanas lectivas con hitos de control y ruta crítica.</w:t>
             </w:r>
           </w:p>
         </w:tc>
@@ -43162,13 +43334,10 @@
             <w:vAlign w:val="center"/>
           </w:tcPr>
           <w:p>
-            <w:pPr>
-              <w:jc w:val="center"/>
-            </w:pPr>
-            <w:r>
-              <w:rPr>
-                <w:rFonts w:ascii="Calibri" w:hAnsi="Calibri"/>
-                <w:sz w:val="18"/>
+            <w:r>
+              <w:rPr>
+                <w:rFonts w:ascii="Arial" w:hAnsi="Arial"/>
+                <w:sz w:val="17"/>
               </w:rPr>
               <w:t>11/09/2026</w:t>
             </w:r>
@@ -43192,18 +43361,13 @@
             <w:vAlign w:val="center"/>
           </w:tcPr>
           <w:p>
-            <w:pPr>
-              <w:rPr>
-                <w:lang w:val="es-PE"/>
-              </w:rPr>
-            </w:pPr>
-            <w:r>
-              <w:rPr>
-                <w:rFonts w:ascii="Calibri" w:hAnsi="Calibri"/>
-                <w:sz w:val="18"/>
-                <w:lang w:val="es-PE"/>
-              </w:rPr>
-              <w:t>Plan de Desarrollo del Proyecto de Software</w:t>
+            <w:r>
+              <w:rPr>
+                <w:rFonts w:ascii="Arial" w:hAnsi="Arial"/>
+                <w:b/>
+                <w:sz w:val="17"/>
+              </w:rPr>
+              <w:t>Presupuesto Valorizado por Paquetes</w:t>
             </w:r>
           </w:p>
         </w:tc>
@@ -43219,16 +43383,12 @@
             <w:vAlign w:val="center"/>
           </w:tcPr>
           <w:p>
-            <w:pPr>
-              <w:rPr>
-                <w:lang w:val="es-PE"/>
-              </w:rPr>
-            </w:pPr>
-            <w:r>
-              <w:rPr>
-                <w:lang w:val="es-PE"/>
-              </w:rPr>
-              <w:t>Plan con metodología, recursos y plan de trabajo.</w:t>
+            <w:r>
+              <w:rPr>
+                <w:rFonts w:ascii="Arial" w:hAnsi="Arial"/>
+                <w:sz w:val="17"/>
+              </w:rPr>
+              <w:t>Costeo analítico por paquete de trabajo desglosado en RRHH, equipos y servicios.</w:t>
             </w:r>
           </w:p>
         </w:tc>
@@ -43244,15 +43404,12 @@
             <w:vAlign w:val="center"/>
           </w:tcPr>
           <w:p>
-            <w:pPr>
-              <w:jc w:val="center"/>
-            </w:pPr>
-            <w:r>
-              <w:rPr>
-                <w:rFonts w:ascii="Calibri" w:hAnsi="Calibri"/>
-                <w:sz w:val="18"/>
-              </w:rPr>
-              <w:t>25/09/2026</w:t>
+            <w:r>
+              <w:rPr>
+                <w:rFonts w:ascii="Arial" w:hAnsi="Arial"/>
+                <w:sz w:val="17"/>
+              </w:rPr>
+              <w:t>11/09/2026</w:t>
             </w:r>
           </w:p>
         </w:tc>
@@ -43274,16 +43431,13 @@
             <w:vAlign w:val="center"/>
           </w:tcPr>
           <w:p>
-            <w:pPr>
-              <w:rPr>
-                <w:lang w:val="es-PE"/>
-              </w:rPr>
-            </w:pPr>
-            <w:r>
-              <w:rPr>
-                <w:lang w:val="es-PE"/>
-              </w:rPr>
-              <w:t>Documento de arquitectura, modelado ágil</w:t>
+            <w:r>
+              <w:rPr>
+                <w:rFonts w:ascii="Arial" w:hAnsi="Arial"/>
+                <w:b/>
+                <w:sz w:val="17"/>
+              </w:rPr>
+              <w:t>Documento de Estructura de Análisis</w:t>
             </w:r>
           </w:p>
         </w:tc>
@@ -43299,16 +43453,12 @@
             <w:vAlign w:val="center"/>
           </w:tcPr>
           <w:p>
-            <w:pPr>
-              <w:rPr>
-                <w:lang w:val="es-PE"/>
-              </w:rPr>
-            </w:pPr>
-            <w:r>
-              <w:rPr>
-                <w:lang w:val="es-PE"/>
-              </w:rPr>
-              <w:t>Diseño de arquitectura Servidor VPS particular, modelos UML y base de datos.</w:t>
+            <w:r>
+              <w:rPr>
+                <w:rFonts w:ascii="Arial" w:hAnsi="Arial"/>
+                <w:sz w:val="17"/>
+              </w:rPr>
+              <w:t>Definición conceptual, operacional y 5 indicadores de las variables de estudio.</w:t>
             </w:r>
           </w:p>
         </w:tc>
@@ -43324,15 +43474,12 @@
             <w:vAlign w:val="center"/>
           </w:tcPr>
           <w:p>
-            <w:pPr>
-              <w:jc w:val="center"/>
-            </w:pPr>
-            <w:r>
-              <w:rPr>
-                <w:rFonts w:ascii="Calibri" w:hAnsi="Calibri"/>
-                <w:sz w:val="18"/>
-              </w:rPr>
-              <w:t>25/09/2026</w:t>
+            <w:r>
+              <w:rPr>
+                <w:rFonts w:ascii="Arial" w:hAnsi="Arial"/>
+                <w:sz w:val="17"/>
+              </w:rPr>
+              <w:t>11/09/2026</w:t>
             </w:r>
           </w:p>
         </w:tc>
@@ -43356,10 +43503,11 @@
           <w:p>
             <w:r>
               <w:rPr>
-                <w:rFonts w:ascii="Calibri" w:hAnsi="Calibri"/>
-                <w:sz w:val="18"/>
-              </w:rPr>
-              <w:t>Prototipos de interfaces</w:t>
+                <w:rFonts w:ascii="Arial" w:hAnsi="Arial"/>
+                <w:b/>
+                <w:sz w:val="17"/>
+              </w:rPr>
+              <w:t>Matriz de Consistencia Metodológica</w:t>
             </w:r>
           </w:p>
         </w:tc>
@@ -43375,38 +43523,12 @@
             <w:vAlign w:val="center"/>
           </w:tcPr>
           <w:p>
-            <w:pPr>
-              <w:rPr>
-                <w:lang w:val="es-PE"/>
-              </w:rPr>
-            </w:pPr>
-            <w:proofErr w:type="spellStart"/>
-            <w:r>
-              <w:rPr>
-                <w:lang w:val="es-PE"/>
-              </w:rPr>
-              <w:t>Wireframes</w:t>
-            </w:r>
-            <w:proofErr w:type="spellEnd"/>
-            <w:r>
-              <w:rPr>
-                <w:lang w:val="es-PE"/>
-              </w:rPr>
-              <w:t xml:space="preserve"> y prototipos UI/UX en </w:t>
-            </w:r>
-            <w:proofErr w:type="spellStart"/>
-            <w:r>
-              <w:rPr>
-                <w:lang w:val="es-PE"/>
-              </w:rPr>
-              <w:t>Maquetación directa en código (Angular 21)</w:t>
-            </w:r>
-            <w:proofErr w:type="spellEnd"/>
-            <w:r>
-              <w:rPr>
-                <w:lang w:val="es-PE"/>
-              </w:rPr>
-              <w:t xml:space="preserve"> validados con la empresa.</w:t>
+            <w:r>
+              <w:rPr>
+                <w:rFonts w:ascii="Arial" w:hAnsi="Arial"/>
+                <w:sz w:val="17"/>
+              </w:rPr>
+              <w:t>Coherencia lógica entre problemas, objetivos, hipótesis, variables y diseño muestral.</w:t>
             </w:r>
           </w:p>
         </w:tc>
@@ -43422,15 +43544,12 @@
             <w:vAlign w:val="center"/>
           </w:tcPr>
           <w:p>
-            <w:pPr>
-              <w:jc w:val="center"/>
-            </w:pPr>
-            <w:r>
-              <w:rPr>
-                <w:rFonts w:ascii="Calibri" w:hAnsi="Calibri"/>
-                <w:sz w:val="18"/>
-              </w:rPr>
-              <w:t>25/09/2026</w:t>
+            <w:r>
+              <w:rPr>
+                <w:rFonts w:ascii="Arial" w:hAnsi="Arial"/>
+                <w:sz w:val="17"/>
+              </w:rPr>
+              <w:t>11/09/2026</w:t>
             </w:r>
           </w:p>
         </w:tc>
@@ -43454,10 +43573,11 @@
           <w:p>
             <w:r>
               <w:rPr>
-                <w:rFonts w:ascii="Calibri" w:hAnsi="Calibri"/>
-                <w:sz w:val="18"/>
-              </w:rPr>
-              <w:t>Matriz de trazabilidad</w:t>
+                <w:rFonts w:ascii="Arial" w:hAnsi="Arial"/>
+                <w:b/>
+                <w:sz w:val="17"/>
+              </w:rPr>
+              <w:t>Plan de Desarrollo del Proyecto de Software</w:t>
             </w:r>
           </w:p>
         </w:tc>
@@ -43473,16 +43593,12 @@
             <w:vAlign w:val="center"/>
           </w:tcPr>
           <w:p>
-            <w:pPr>
-              <w:rPr>
-                <w:lang w:val="es-PE"/>
-              </w:rPr>
-            </w:pPr>
-            <w:r>
-              <w:rPr>
-                <w:lang w:val="es-PE"/>
-              </w:rPr>
-              <w:t>Trazabilidad problema-necesidades-requisitos-diseño.</w:t>
+            <w:r>
+              <w:rPr>
+                <w:rFonts w:ascii="Arial" w:hAnsi="Arial"/>
+                <w:sz w:val="17"/>
+              </w:rPr>
+              <w:t>Plan integral con metodología Scrum, asignación de recursos y plan de trabajo.</w:t>
             </w:r>
           </w:p>
         </w:tc>
@@ -43498,13 +43614,10 @@
             <w:vAlign w:val="center"/>
           </w:tcPr>
           <w:p>
-            <w:pPr>
-              <w:jc w:val="center"/>
-            </w:pPr>
-            <w:r>
-              <w:rPr>
-                <w:rFonts w:ascii="Calibri" w:hAnsi="Calibri"/>
-                <w:sz w:val="18"/>
+            <w:r>
+              <w:rPr>
+                <w:rFonts w:ascii="Arial" w:hAnsi="Arial"/>
+                <w:sz w:val="17"/>
               </w:rPr>
               <w:t>25/09/2026</w:t>
             </w:r>
@@ -43529,7 +43642,12 @@
           </w:tcPr>
           <w:p>
             <w:r>
-              <w:t>Módulo Transaccional Base</w:t>
+              <w:rPr>
+                <w:rFonts w:ascii="Arial" w:hAnsi="Arial"/>
+                <w:b/>
+                <w:sz w:val="17"/>
+              </w:rPr>
+              <w:t>Documento de Arquitectura C4 (Nivel 1 y 2)</w:t>
             </w:r>
           </w:p>
         </w:tc>
@@ -43545,16 +43663,12 @@
             <w:vAlign w:val="center"/>
           </w:tcPr>
           <w:p>
-            <w:pPr>
-              <w:rPr>
-                <w:lang w:val="es-PE"/>
-              </w:rPr>
-            </w:pPr>
-            <w:r>
-              <w:rPr>
-                <w:lang w:val="es-PE"/>
-              </w:rPr>
-              <w:t>Producto funcional al 30% con el módulo transaccional base.</w:t>
+            <w:r>
+              <w:rPr>
+                <w:rFonts w:ascii="Arial" w:hAnsi="Arial"/>
+                <w:sz w:val="17"/>
+              </w:rPr>
+              <w:t>Diseño de arquitectura de software desacoplada y topología de red en servidor VPS.</w:t>
             </w:r>
           </w:p>
         </w:tc>
@@ -43570,15 +43684,12 @@
             <w:vAlign w:val="center"/>
           </w:tcPr>
           <w:p>
-            <w:pPr>
-              <w:jc w:val="center"/>
-            </w:pPr>
-            <w:r>
-              <w:rPr>
-                <w:rFonts w:ascii="Calibri" w:hAnsi="Calibri"/>
-                <w:sz w:val="18"/>
-              </w:rPr>
-              <w:t>02/10/2026</w:t>
+            <w:r>
+              <w:rPr>
+                <w:rFonts w:ascii="Arial" w:hAnsi="Arial"/>
+                <w:sz w:val="17"/>
+              </w:rPr>
+              <w:t>25/09/2026</w:t>
             </w:r>
           </w:p>
         </w:tc>
@@ -43600,16 +43711,13 @@
             <w:vAlign w:val="center"/>
           </w:tcPr>
           <w:p>
-            <w:pPr>
-              <w:rPr>
-                <w:lang w:val="es-PE"/>
-              </w:rPr>
-            </w:pPr>
-            <w:r>
-              <w:rPr>
-                <w:lang w:val="es-PE"/>
-              </w:rPr>
-              <w:t>Módulo de Cobros, Caja, BI</w:t>
+            <w:r>
+              <w:rPr>
+                <w:rFonts w:ascii="Arial" w:hAnsi="Arial"/>
+                <w:b/>
+                <w:sz w:val="17"/>
+              </w:rPr>
+              <w:t>Historias de Usuario y Casos de Uso Ágiles</w:t>
             </w:r>
           </w:p>
         </w:tc>
@@ -43625,16 +43733,12 @@
             <w:vAlign w:val="center"/>
           </w:tcPr>
           <w:p>
-            <w:pPr>
-              <w:rPr>
-                <w:lang w:val="es-PE"/>
-              </w:rPr>
-            </w:pPr>
-            <w:r>
-              <w:rPr>
-                <w:lang w:val="es-PE"/>
-              </w:rPr>
-              <w:t>Producto funcional al 70% con cobros, arqueo dual y BI.</w:t>
+            <w:r>
+              <w:rPr>
+                <w:rFonts w:ascii="Arial" w:hAnsi="Arial"/>
+                <w:sz w:val="17"/>
+              </w:rPr>
+              <w:t>Modelado de historias de usuario con criterios de aceptación y Definition of Done.</w:t>
             </w:r>
           </w:p>
         </w:tc>
@@ -43650,15 +43754,12 @@
             <w:vAlign w:val="center"/>
           </w:tcPr>
           <w:p>
-            <w:pPr>
-              <w:jc w:val="center"/>
-            </w:pPr>
-            <w:r>
-              <w:rPr>
-                <w:rFonts w:ascii="Calibri" w:hAnsi="Calibri"/>
-                <w:sz w:val="18"/>
-              </w:rPr>
-              <w:t>23/10/2026</w:t>
+            <w:r>
+              <w:rPr>
+                <w:rFonts w:ascii="Arial" w:hAnsi="Arial"/>
+                <w:sz w:val="17"/>
+              </w:rPr>
+              <w:t>25/09/2026</w:t>
             </w:r>
           </w:p>
         </w:tc>
@@ -43681,7 +43782,12 @@
           </w:tcPr>
           <w:p>
             <w:r>
-              <w:t>Módulo Predictivo de Demanda</w:t>
+              <w:rPr>
+                <w:rFonts w:ascii="Arial" w:hAnsi="Arial"/>
+                <w:b/>
+                <w:sz w:val="17"/>
+              </w:rPr>
+              <w:t>Modelo Entidad-Relación y Esquema DDL</w:t>
             </w:r>
           </w:p>
         </w:tc>
@@ -43697,16 +43803,12 @@
             <w:vAlign w:val="center"/>
           </w:tcPr>
           <w:p>
-            <w:pPr>
-              <w:rPr>
-                <w:lang w:val="es-PE"/>
-              </w:rPr>
-            </w:pPr>
-            <w:r>
-              <w:rPr>
-                <w:lang w:val="es-PE"/>
-              </w:rPr>
-              <w:t>Verificación del avance funcional y ajustes de estabilización.</w:t>
+            <w:r>
+              <w:rPr>
+                <w:rFonts w:ascii="Arial" w:hAnsi="Arial"/>
+                <w:sz w:val="17"/>
+              </w:rPr>
+              <w:t>Diseño relacional en PostgreSQL nativo contenerizado con Docker Compose.</w:t>
             </w:r>
           </w:p>
         </w:tc>
@@ -43722,15 +43824,12 @@
             <w:vAlign w:val="center"/>
           </w:tcPr>
           <w:p>
-            <w:pPr>
-              <w:jc w:val="center"/>
-            </w:pPr>
-            <w:r>
-              <w:rPr>
-                <w:rFonts w:ascii="Calibri" w:hAnsi="Calibri"/>
-                <w:sz w:val="18"/>
-              </w:rPr>
-              <w:t>27/10/2026</w:t>
+            <w:r>
+              <w:rPr>
+                <w:rFonts w:ascii="Arial" w:hAnsi="Arial"/>
+                <w:sz w:val="17"/>
+              </w:rPr>
+              <w:t>25/09/2026</w:t>
             </w:r>
           </w:p>
         </w:tc>
@@ -43753,7 +43852,12 @@
           </w:tcPr>
           <w:p>
             <w:r>
-              <w:t>Sistema Web Integral al 100%</w:t>
+              <w:rPr>
+                <w:rFonts w:ascii="Arial" w:hAnsi="Arial"/>
+                <w:b/>
+                <w:sz w:val="17"/>
+              </w:rPr>
+              <w:t>Prototipos de Interfaces de Usuario (UI/UX)</w:t>
             </w:r>
           </w:p>
         </w:tc>
@@ -43769,16 +43873,12 @@
             <w:vAlign w:val="center"/>
           </w:tcPr>
           <w:p>
-            <w:pPr>
-              <w:rPr>
-                <w:lang w:val="es-PE"/>
-              </w:rPr>
-            </w:pPr>
-            <w:r>
-              <w:rPr>
-                <w:lang w:val="es-PE"/>
-              </w:rPr>
-              <w:t>Construcción completa de los módulos transaccional, BI e IA.</w:t>
+            <w:r>
+              <w:rPr>
+                <w:rFonts w:ascii="Arial" w:hAnsi="Arial"/>
+                <w:sz w:val="17"/>
+              </w:rPr>
+              <w:t>Maquetación directa en Angular 21 Standalone validada con el personal del cliente.</w:t>
             </w:r>
           </w:p>
         </w:tc>
@@ -43794,15 +43894,12 @@
             <w:vAlign w:val="center"/>
           </w:tcPr>
           <w:p>
-            <w:pPr>
-              <w:jc w:val="center"/>
-            </w:pPr>
-            <w:r>
-              <w:rPr>
-                <w:rFonts w:ascii="Calibri" w:hAnsi="Calibri"/>
-                <w:sz w:val="18"/>
-              </w:rPr>
-              <w:t>30/10/2026</w:t>
+            <w:r>
+              <w:rPr>
+                <w:rFonts w:ascii="Arial" w:hAnsi="Arial"/>
+                <w:sz w:val="17"/>
+              </w:rPr>
+              <w:t>25/09/2026</w:t>
             </w:r>
           </w:p>
         </w:tc>
@@ -43824,18 +43921,13 @@
             <w:vAlign w:val="center"/>
           </w:tcPr>
           <w:p>
-            <w:pPr>
-              <w:rPr>
-                <w:lang w:val="es-PE"/>
-              </w:rPr>
-            </w:pPr>
-            <w:r>
-              <w:rPr>
-                <w:rFonts w:ascii="Calibri" w:hAnsi="Calibri"/>
-                <w:sz w:val="18"/>
-                <w:lang w:val="es-PE"/>
-              </w:rPr>
-              <w:t>Reportes de pruebas y UAT</w:t>
+            <w:r>
+              <w:rPr>
+                <w:rFonts w:ascii="Arial" w:hAnsi="Arial"/>
+                <w:b/>
+                <w:sz w:val="17"/>
+              </w:rPr>
+              <w:t>Matriz de Trazabilidad de Requisitos (MTR)</w:t>
             </w:r>
           </w:p>
         </w:tc>
@@ -43851,16 +43943,12 @@
             <w:vAlign w:val="center"/>
           </w:tcPr>
           <w:p>
-            <w:pPr>
-              <w:rPr>
-                <w:lang w:val="es-PE"/>
-              </w:rPr>
-            </w:pPr>
-            <w:r>
-              <w:rPr>
-                <w:lang w:val="es-PE"/>
-              </w:rPr>
-              <w:t>Pruebas unitarias, integración, sistema y aceptación con usuarios.</w:t>
+            <w:r>
+              <w:rPr>
+                <w:rFonts w:ascii="Arial" w:hAnsi="Arial"/>
+                <w:sz w:val="17"/>
+              </w:rPr>
+              <w:t>Mapeo bidireccional entre problemas, necesidades, requisitos y componentes.</w:t>
             </w:r>
           </w:p>
         </w:tc>
@@ -43876,15 +43964,12 @@
             <w:vAlign w:val="center"/>
           </w:tcPr>
           <w:p>
-            <w:pPr>
-              <w:jc w:val="center"/>
-            </w:pPr>
-            <w:r>
-              <w:rPr>
-                <w:rFonts w:ascii="Calibri" w:hAnsi="Calibri"/>
-                <w:sz w:val="18"/>
-              </w:rPr>
-              <w:t>05/11/2026</w:t>
+            <w:r>
+              <w:rPr>
+                <w:rFonts w:ascii="Arial" w:hAnsi="Arial"/>
+                <w:sz w:val="17"/>
+              </w:rPr>
+              <w:t>25/09/2026</w:t>
             </w:r>
           </w:p>
         </w:tc>
@@ -43906,18 +43991,13 @@
             <w:vAlign w:val="center"/>
           </w:tcPr>
           <w:p>
-            <w:pPr>
-              <w:rPr>
-                <w:lang w:val="es-PE"/>
-              </w:rPr>
-            </w:pPr>
-            <w:r>
-              <w:rPr>
-                <w:rFonts w:ascii="Calibri" w:hAnsi="Calibri"/>
-                <w:sz w:val="18"/>
-                <w:lang w:val="es-PE"/>
-              </w:rPr>
-              <w:t>Software desplegado y acta de entrega</w:t>
+            <w:r>
+              <w:rPr>
+                <w:rFonts w:ascii="Arial" w:hAnsi="Arial"/>
+                <w:b/>
+                <w:sz w:val="17"/>
+              </w:rPr>
+              <w:t>Incremento Funcional Módulo Transaccional Base</w:t>
             </w:r>
           </w:p>
         </w:tc>
@@ -43933,16 +44013,12 @@
             <w:vAlign w:val="center"/>
           </w:tcPr>
           <w:p>
-            <w:pPr>
-              <w:rPr>
-                <w:lang w:val="es-PE"/>
-              </w:rPr>
-            </w:pPr>
-            <w:r>
-              <w:rPr>
-                <w:lang w:val="es-PE"/>
-              </w:rPr>
-              <w:t>Despliegue en producción y entrega formal en planta, Hito 5.</w:t>
+            <w:r>
+              <w:rPr>
+                <w:rFonts w:ascii="Arial" w:hAnsi="Arial"/>
+                <w:sz w:val="17"/>
+              </w:rPr>
+              <w:t>Software operativo al 30% con catálogo de insumos, cotizaciones y órdenes de trabajo.</w:t>
             </w:r>
           </w:p>
         </w:tc>
@@ -43958,15 +44034,12 @@
             <w:vAlign w:val="center"/>
           </w:tcPr>
           <w:p>
-            <w:pPr>
-              <w:jc w:val="center"/>
-            </w:pPr>
-            <w:r>
-              <w:rPr>
-                <w:rFonts w:ascii="Calibri" w:hAnsi="Calibri"/>
-                <w:sz w:val="18"/>
-              </w:rPr>
-              <w:t>06/11/2026</w:t>
+            <w:r>
+              <w:rPr>
+                <w:rFonts w:ascii="Arial" w:hAnsi="Arial"/>
+                <w:sz w:val="17"/>
+              </w:rPr>
+              <w:t>02/10/2026</w:t>
             </w:r>
           </w:p>
         </w:tc>
@@ -43990,10 +44063,11 @@
           <w:p>
             <w:r>
               <w:rPr>
-                <w:rFonts w:ascii="Calibri" w:hAnsi="Calibri"/>
-                <w:sz w:val="18"/>
-              </w:rPr>
-              <w:t>Manuales y capacitación</w:t>
+                <w:rFonts w:ascii="Arial" w:hAnsi="Arial"/>
+                <w:b/>
+                <w:sz w:val="17"/>
+              </w:rPr>
+              <w:t>Incremento Funcional Módulo de Cobros y Caja</w:t>
             </w:r>
           </w:p>
         </w:tc>
@@ -44009,16 +44083,12 @@
             <w:vAlign w:val="center"/>
           </w:tcPr>
           <w:p>
-            <w:pPr>
-              <w:rPr>
-                <w:lang w:val="es-PE"/>
-              </w:rPr>
-            </w:pPr>
-            <w:r>
-              <w:rPr>
-                <w:lang w:val="es-PE"/>
-              </w:rPr>
-              <w:t>Manual de usuario, guía de despliegue y registro de capacitación.</w:t>
+            <w:r>
+              <w:rPr>
+                <w:rFonts w:ascii="Arial" w:hAnsi="Arial"/>
+                <w:sz w:val="17"/>
+              </w:rPr>
+              <w:t>Software operativo con talonario digital, anticipo del 50% y arqueo diario dual.</w:t>
             </w:r>
           </w:p>
         </w:tc>
@@ -44034,15 +44104,12 @@
             <w:vAlign w:val="center"/>
           </w:tcPr>
           <w:p>
-            <w:pPr>
-              <w:jc w:val="center"/>
-            </w:pPr>
-            <w:r>
-              <w:rPr>
-                <w:rFonts w:ascii="Calibri" w:hAnsi="Calibri"/>
-                <w:sz w:val="18"/>
-              </w:rPr>
-              <w:t>11/11/2026</w:t>
+            <w:r>
+              <w:rPr>
+                <w:rFonts w:ascii="Arial" w:hAnsi="Arial"/>
+                <w:sz w:val="17"/>
+              </w:rPr>
+              <w:t>23/10/2026</w:t>
             </w:r>
           </w:p>
         </w:tc>
@@ -44064,18 +44131,13 @@
             <w:vAlign w:val="center"/>
           </w:tcPr>
           <w:p>
-            <w:pPr>
-              <w:rPr>
-                <w:lang w:val="es-PE"/>
-              </w:rPr>
-            </w:pPr>
-            <w:r>
-              <w:rPr>
-                <w:rFonts w:ascii="Calibri" w:hAnsi="Calibri"/>
-                <w:sz w:val="18"/>
-                <w:lang w:val="es-PE"/>
-              </w:rPr>
-              <w:t>Informe de práctica de campo y responsabilidad social</w:t>
+            <w:r>
+              <w:rPr>
+                <w:rFonts w:ascii="Arial" w:hAnsi="Arial"/>
+                <w:b/>
+                <w:sz w:val="17"/>
+              </w:rPr>
+              <w:t>Incremento Funcional Módulo de BI y Analítica</w:t>
             </w:r>
           </w:p>
         </w:tc>
@@ -44091,16 +44153,12 @@
             <w:vAlign w:val="center"/>
           </w:tcPr>
           <w:p>
-            <w:pPr>
-              <w:rPr>
-                <w:lang w:val="es-PE"/>
-              </w:rPr>
-            </w:pPr>
-            <w:r>
-              <w:rPr>
-                <w:lang w:val="es-PE"/>
-              </w:rPr>
-              <w:t>Portafolio de primera entrega, capítulos e informe de RS.</w:t>
+            <w:r>
+              <w:rPr>
+                <w:rFonts w:ascii="Arial" w:hAnsi="Arial"/>
+                <w:sz w:val="17"/>
+              </w:rPr>
+              <w:t>Dashboard gerencial de indicadores operativos y métricas de rendimiento.</w:t>
             </w:r>
           </w:p>
         </w:tc>
@@ -44116,15 +44174,12 @@
             <w:vAlign w:val="center"/>
           </w:tcPr>
           <w:p>
-            <w:pPr>
-              <w:jc w:val="center"/>
-            </w:pPr>
-            <w:r>
-              <w:rPr>
-                <w:rFonts w:ascii="Calibri" w:hAnsi="Calibri"/>
-                <w:sz w:val="18"/>
-              </w:rPr>
-              <w:t>20/11/2026</w:t>
+            <w:r>
+              <w:rPr>
+                <w:rFonts w:ascii="Arial" w:hAnsi="Arial"/>
+                <w:sz w:val="17"/>
+              </w:rPr>
+              <w:t>23/10/2026</w:t>
             </w:r>
           </w:p>
         </w:tc>
@@ -44146,47 +44201,14 @@
             <w:vAlign w:val="center"/>
           </w:tcPr>
           <w:p>
-            <w:pPr>
-              <w:rPr>
-                <w:lang w:val="es-PE"/>
-              </w:rPr>
-            </w:pPr>
-            <w:r>
-              <w:rPr>
-                <w:rFonts w:ascii="Calibri" w:hAnsi="Calibri"/>
-                <w:sz w:val="18"/>
-                <w:lang w:val="es-PE"/>
-              </w:rPr>
-              <w:t xml:space="preserve">Informe de resultados y </w:t>
-            </w:r>
-            <w:proofErr w:type="spellStart"/>
-            <w:r>
-              <w:rPr>
-                <w:rFonts w:ascii="Calibri" w:hAnsi="Calibri"/>
-                <w:sz w:val="18"/>
-                <w:lang w:val="es-PE"/>
-              </w:rPr>
-              <w:t>dataset</w:t>
-            </w:r>
-            <w:proofErr w:type="spellEnd"/>
-            <w:r>
-              <w:rPr>
-                <w:rFonts w:ascii="Calibri" w:hAnsi="Calibri"/>
-                <w:sz w:val="18"/>
-                <w:lang w:val="es-PE"/>
-              </w:rPr>
-              <w:t xml:space="preserve"> </w:t>
-            </w:r>
-            <w:proofErr w:type="spellStart"/>
-            <w:r>
-              <w:rPr>
-                <w:rFonts w:ascii="Calibri" w:hAnsi="Calibri"/>
-                <w:sz w:val="18"/>
-                <w:lang w:val="es-PE"/>
-              </w:rPr>
-              <w:t>postest</w:t>
-            </w:r>
-            <w:proofErr w:type="spellEnd"/>
+            <w:r>
+              <w:rPr>
+                <w:rFonts w:ascii="Arial" w:hAnsi="Arial"/>
+                <w:b/>
+                <w:sz w:val="17"/>
+              </w:rPr>
+              <w:t>Incremento Funcional Módulo Predictivo (IA)</w:t>
+            </w:r>
           </w:p>
         </w:tc>
         <w:tc>
@@ -44201,30 +44223,12 @@
             <w:vAlign w:val="center"/>
           </w:tcPr>
           <w:p>
-            <w:pPr>
-              <w:rPr>
-                <w:lang w:val="es-PE"/>
-              </w:rPr>
-            </w:pPr>
-            <w:r>
-              <w:rPr>
-                <w:lang w:val="es-PE"/>
-              </w:rPr>
-              <w:t xml:space="preserve">Medición </w:t>
-            </w:r>
-            <w:proofErr w:type="spellStart"/>
-            <w:r>
-              <w:rPr>
-                <w:lang w:val="es-PE"/>
-              </w:rPr>
-              <w:t>postest</w:t>
-            </w:r>
-            <w:proofErr w:type="spellEnd"/>
-            <w:r>
-              <w:rPr>
-                <w:lang w:val="es-PE"/>
-              </w:rPr>
-              <w:t>, muestra censal n=125 e informe de aceptación empresarial.</w:t>
+            <w:r>
+              <w:rPr>
+                <w:rFonts w:ascii="Arial" w:hAnsi="Arial"/>
+                <w:sz w:val="17"/>
+              </w:rPr>
+              <w:t>Modelo de inteligencia artificial para pronóstico de demanda de insumos críticos.</w:t>
             </w:r>
           </w:p>
         </w:tc>
@@ -44240,15 +44244,12 @@
             <w:vAlign w:val="center"/>
           </w:tcPr>
           <w:p>
-            <w:pPr>
-              <w:jc w:val="center"/>
-            </w:pPr>
-            <w:r>
-              <w:rPr>
-                <w:rFonts w:ascii="Calibri" w:hAnsi="Calibri"/>
-                <w:sz w:val="18"/>
-              </w:rPr>
-              <w:t>27/11/2026</w:t>
+            <w:r>
+              <w:rPr>
+                <w:rFonts w:ascii="Arial" w:hAnsi="Arial"/>
+                <w:sz w:val="17"/>
+              </w:rPr>
+              <w:t>27/10/2026</w:t>
             </w:r>
           </w:p>
         </w:tc>
@@ -44272,10 +44273,11 @@
           <w:p>
             <w:r>
               <w:rPr>
-                <w:rFonts w:ascii="Calibri" w:hAnsi="Calibri"/>
-                <w:sz w:val="18"/>
-              </w:rPr>
-              <w:t>Informe estadístico y paper</w:t>
+                <w:rFonts w:ascii="Arial" w:hAnsi="Arial"/>
+                <w:b/>
+                <w:sz w:val="17"/>
+              </w:rPr>
+              <w:t>Sistema Web Integral Consolidado al 100%</w:t>
             </w:r>
           </w:p>
         </w:tc>
@@ -44291,30 +44293,12 @@
             <w:vAlign w:val="center"/>
           </w:tcPr>
           <w:p>
-            <w:pPr>
-              <w:rPr>
-                <w:lang w:val="es-PE"/>
-              </w:rPr>
-            </w:pPr>
-            <w:r>
-              <w:rPr>
-                <w:lang w:val="es-PE"/>
-              </w:rPr>
-              <w:t xml:space="preserve">Contraste de hipótesis mediante pruebas Wilcoxon y t-Student, </w:t>
-            </w:r>
-            <w:proofErr w:type="spellStart"/>
-            <w:r>
-              <w:rPr>
-                <w:lang w:val="es-PE"/>
-              </w:rPr>
-              <w:t>paper</w:t>
-            </w:r>
-            <w:proofErr w:type="spellEnd"/>
-            <w:r>
-              <w:rPr>
-                <w:lang w:val="es-PE"/>
-              </w:rPr>
-              <w:t xml:space="preserve"> IEEE y memoria.</w:t>
+            <w:r>
+              <w:rPr>
+                <w:rFonts w:ascii="Arial" w:hAnsi="Arial"/>
+                <w:sz w:val="17"/>
+              </w:rPr>
+              <w:t>Software completo con módulos transaccional, caja, BI e IA integrados.</w:t>
             </w:r>
           </w:p>
         </w:tc>
@@ -44330,15 +44314,12 @@
             <w:vAlign w:val="center"/>
           </w:tcPr>
           <w:p>
-            <w:pPr>
-              <w:jc w:val="center"/>
-            </w:pPr>
-            <w:r>
-              <w:rPr>
-                <w:rFonts w:ascii="Calibri" w:hAnsi="Calibri"/>
-                <w:sz w:val="18"/>
-              </w:rPr>
-              <w:t>11/12/2026</w:t>
+            <w:r>
+              <w:rPr>
+                <w:rFonts w:ascii="Arial" w:hAnsi="Arial"/>
+                <w:sz w:val="17"/>
+              </w:rPr>
+              <w:t>30/10/2026</w:t>
             </w:r>
           </w:p>
         </w:tc>
@@ -44362,10 +44343,11 @@
           <w:p>
             <w:r>
               <w:rPr>
-                <w:rFonts w:ascii="Calibri" w:hAnsi="Calibri"/>
-                <w:sz w:val="18"/>
-              </w:rPr>
-              <w:t>Acta de cierre</w:t>
+                <w:rFonts w:ascii="Arial" w:hAnsi="Arial"/>
+                <w:b/>
+                <w:sz w:val="17"/>
+              </w:rPr>
+              <w:t>Reporte de Pruebas Automatizadas</w:t>
             </w:r>
           </w:p>
         </w:tc>
@@ -44381,16 +44363,12 @@
             <w:vAlign w:val="center"/>
           </w:tcPr>
           <w:p>
-            <w:pPr>
-              <w:rPr>
-                <w:lang w:val="es-PE"/>
-              </w:rPr>
-            </w:pPr>
-            <w:r>
-              <w:rPr>
-                <w:lang w:val="es-PE"/>
-              </w:rPr>
-              <w:t>Cierre formal del proyecto y portafolio final sustentado.</w:t>
+            <w:r>
+              <w:rPr>
+                <w:rFonts w:ascii="Arial" w:hAnsi="Arial"/>
+                <w:sz w:val="17"/>
+              </w:rPr>
+              <w:t>Batería de 375 pruebas unitarias y de integración (pytest y Karma) al 100% aprobadas.</w:t>
             </w:r>
           </w:p>
         </w:tc>
@@ -44406,13 +44384,685 @@
             <w:vAlign w:val="center"/>
           </w:tcPr>
           <w:p>
-            <w:pPr>
-              <w:jc w:val="center"/>
-            </w:pPr>
-            <w:r>
-              <w:rPr>
-                <w:rFonts w:ascii="Calibri" w:hAnsi="Calibri"/>
-                <w:sz w:val="18"/>
+            <w:r>
+              <w:rPr>
+                <w:rFonts w:ascii="Arial" w:hAnsi="Arial"/>
+                <w:sz w:val="17"/>
+              </w:rPr>
+              <w:t>05/11/2026</w:t>
+            </w:r>
+          </w:p>
+        </w:tc>
+      </w:tr>
+      <w:tr>
+        <w:tc>
+          <w:tcPr>
+            <w:tcW w:type="dxa" w:w="2800"/>
+          </w:tcPr>
+          <w:p>
+            <w:r>
+              <w:rPr>
+                <w:rFonts w:ascii="Arial" w:hAnsi="Arial"/>
+                <w:b/>
+                <w:sz w:val="17"/>
+              </w:rPr>
+              <w:t>Reporte de Pruebas de Aceptación (UAT)</w:t>
+            </w:r>
+          </w:p>
+        </w:tc>
+        <w:tc>
+          <w:tcPr>
+            <w:tcW w:type="dxa" w:w="4546"/>
+          </w:tcPr>
+          <w:p>
+            <w:r>
+              <w:rPr>
+                <w:rFonts w:ascii="Arial" w:hAnsi="Arial"/>
+                <w:sz w:val="17"/>
+              </w:rPr>
+              <w:t>Protocolo de pruebas de aceptación formal ejecutado por los usuarios en taller.</w:t>
+            </w:r>
+          </w:p>
+        </w:tc>
+        <w:tc>
+          <w:tcPr>
+            <w:tcW w:type="dxa" w:w="1600"/>
+          </w:tcPr>
+          <w:p>
+            <w:r>
+              <w:rPr>
+                <w:rFonts w:ascii="Arial" w:hAnsi="Arial"/>
+                <w:sz w:val="17"/>
+              </w:rPr>
+              <w:t>05/11/2026</w:t>
+            </w:r>
+          </w:p>
+        </w:tc>
+      </w:tr>
+      <w:tr>
+        <w:tc>
+          <w:tcPr>
+            <w:tcW w:type="dxa" w:w="2800"/>
+          </w:tcPr>
+          <w:p>
+            <w:r>
+              <w:rPr>
+                <w:rFonts w:ascii="Arial" w:hAnsi="Arial"/>
+                <w:b/>
+                <w:sz w:val="17"/>
+              </w:rPr>
+              <w:t>Software Desplegado en Producción (VPS)</w:t>
+            </w:r>
+          </w:p>
+        </w:tc>
+        <w:tc>
+          <w:tcPr>
+            <w:tcW w:type="dxa" w:w="4546"/>
+          </w:tcPr>
+          <w:p>
+            <w:r>
+              <w:rPr>
+                <w:rFonts w:ascii="Arial" w:hAnsi="Arial"/>
+                <w:sz w:val="17"/>
+              </w:rPr>
+              <w:t>Despliegue operativo en servidor VPS particular (https://imprenta.darknezz.dev).</w:t>
+            </w:r>
+          </w:p>
+        </w:tc>
+        <w:tc>
+          <w:tcPr>
+            <w:tcW w:type="dxa" w:w="1600"/>
+          </w:tcPr>
+          <w:p>
+            <w:r>
+              <w:rPr>
+                <w:rFonts w:ascii="Arial" w:hAnsi="Arial"/>
+                <w:sz w:val="17"/>
+              </w:rPr>
+              <w:t>06/11/2026</w:t>
+            </w:r>
+          </w:p>
+        </w:tc>
+      </w:tr>
+      <w:tr>
+        <w:tc>
+          <w:tcPr>
+            <w:tcW w:type="dxa" w:w="2800"/>
+          </w:tcPr>
+          <w:p>
+            <w:r>
+              <w:rPr>
+                <w:rFonts w:ascii="Arial" w:hAnsi="Arial"/>
+                <w:b/>
+                <w:sz w:val="17"/>
+              </w:rPr>
+              <w:t>Acta de Entrega Formal en Planta</w:t>
+            </w:r>
+          </w:p>
+        </w:tc>
+        <w:tc>
+          <w:tcPr>
+            <w:tcW w:type="dxa" w:w="4546"/>
+          </w:tcPr>
+          <w:p>
+            <w:r>
+              <w:rPr>
+                <w:rFonts w:ascii="Arial" w:hAnsi="Arial"/>
+                <w:sz w:val="17"/>
+              </w:rPr>
+              <w:t>Acta institucional suscrita de recepción del software en las instalaciones del cliente.</w:t>
+            </w:r>
+          </w:p>
+        </w:tc>
+        <w:tc>
+          <w:tcPr>
+            <w:tcW w:type="dxa" w:w="1600"/>
+          </w:tcPr>
+          <w:p>
+            <w:r>
+              <w:rPr>
+                <w:rFonts w:ascii="Arial" w:hAnsi="Arial"/>
+                <w:sz w:val="17"/>
+              </w:rPr>
+              <w:t>06/11/2026</w:t>
+            </w:r>
+          </w:p>
+        </w:tc>
+      </w:tr>
+      <w:tr>
+        <w:tc>
+          <w:tcPr>
+            <w:tcW w:type="dxa" w:w="2800"/>
+          </w:tcPr>
+          <w:p>
+            <w:r>
+              <w:rPr>
+                <w:rFonts w:ascii="Arial" w:hAnsi="Arial"/>
+                <w:b/>
+                <w:sz w:val="17"/>
+              </w:rPr>
+              <w:t>Manual de Usuario Final</w:t>
+            </w:r>
+          </w:p>
+        </w:tc>
+        <w:tc>
+          <w:tcPr>
+            <w:tcW w:type="dxa" w:w="4546"/>
+          </w:tcPr>
+          <w:p>
+            <w:r>
+              <w:rPr>
+                <w:rFonts w:ascii="Arial" w:hAnsi="Arial"/>
+                <w:sz w:val="17"/>
+              </w:rPr>
+              <w:t>Guía paso a paso ilustrada para cajeros, recepcionistas y operarios de planta.</w:t>
+            </w:r>
+          </w:p>
+        </w:tc>
+        <w:tc>
+          <w:tcPr>
+            <w:tcW w:type="dxa" w:w="1600"/>
+          </w:tcPr>
+          <w:p>
+            <w:r>
+              <w:rPr>
+                <w:rFonts w:ascii="Arial" w:hAnsi="Arial"/>
+                <w:sz w:val="17"/>
+              </w:rPr>
+              <w:t>11/11/2026</w:t>
+            </w:r>
+          </w:p>
+        </w:tc>
+      </w:tr>
+      <w:tr>
+        <w:tc>
+          <w:tcPr>
+            <w:tcW w:type="dxa" w:w="2800"/>
+          </w:tcPr>
+          <w:p>
+            <w:r>
+              <w:rPr>
+                <w:rFonts w:ascii="Arial" w:hAnsi="Arial"/>
+                <w:b/>
+                <w:sz w:val="17"/>
+              </w:rPr>
+              <w:t>Guía de Despliegue y DevOps</w:t>
+            </w:r>
+          </w:p>
+        </w:tc>
+        <w:tc>
+          <w:tcPr>
+            <w:tcW w:type="dxa" w:w="4546"/>
+          </w:tcPr>
+          <w:p>
+            <w:r>
+              <w:rPr>
+                <w:rFonts w:ascii="Arial" w:hAnsi="Arial"/>
+                <w:sz w:val="17"/>
+              </w:rPr>
+              <w:t>Instrucciones de compilación, contenedorización Docker y mantenimiento del servidor.</w:t>
+            </w:r>
+          </w:p>
+        </w:tc>
+        <w:tc>
+          <w:tcPr>
+            <w:tcW w:type="dxa" w:w="1600"/>
+          </w:tcPr>
+          <w:p>
+            <w:r>
+              <w:rPr>
+                <w:rFonts w:ascii="Arial" w:hAnsi="Arial"/>
+                <w:sz w:val="17"/>
+              </w:rPr>
+              <w:t>11/11/2026</w:t>
+            </w:r>
+          </w:p>
+        </w:tc>
+      </w:tr>
+      <w:tr>
+        <w:tc>
+          <w:tcPr>
+            <w:tcW w:type="dxa" w:w="2800"/>
+          </w:tcPr>
+          <w:p>
+            <w:r>
+              <w:rPr>
+                <w:rFonts w:ascii="Arial" w:hAnsi="Arial"/>
+                <w:b/>
+                <w:sz w:val="17"/>
+              </w:rPr>
+              <w:t>Registro de Capacitación de Personal</w:t>
+            </w:r>
+          </w:p>
+        </w:tc>
+        <w:tc>
+          <w:tcPr>
+            <w:tcW w:type="dxa" w:w="4546"/>
+          </w:tcPr>
+          <w:p>
+            <w:r>
+              <w:rPr>
+                <w:rFonts w:ascii="Arial" w:hAnsi="Arial"/>
+                <w:sz w:val="17"/>
+              </w:rPr>
+              <w:t>Constancia firmada de 4 talleres in situ impartidos a los colaboradores.</w:t>
+            </w:r>
+          </w:p>
+        </w:tc>
+        <w:tc>
+          <w:tcPr>
+            <w:tcW w:type="dxa" w:w="1600"/>
+          </w:tcPr>
+          <w:p>
+            <w:r>
+              <w:rPr>
+                <w:rFonts w:ascii="Arial" w:hAnsi="Arial"/>
+                <w:sz w:val="17"/>
+              </w:rPr>
+              <w:t>11/11/2026</w:t>
+            </w:r>
+          </w:p>
+        </w:tc>
+      </w:tr>
+      <w:tr>
+        <w:tc>
+          <w:tcPr>
+            <w:tcW w:type="dxa" w:w="2800"/>
+          </w:tcPr>
+          <w:p>
+            <w:r>
+              <w:rPr>
+                <w:rFonts w:ascii="Arial" w:hAnsi="Arial"/>
+                <w:b/>
+                <w:sz w:val="17"/>
+              </w:rPr>
+              <w:t>Portafolio e Informe de Práctica de Campo I</w:t>
+            </w:r>
+          </w:p>
+        </w:tc>
+        <w:tc>
+          <w:tcPr>
+            <w:tcW w:type="dxa" w:w="4546"/>
+          </w:tcPr>
+          <w:p>
+            <w:r>
+              <w:rPr>
+                <w:rFonts w:ascii="Arial" w:hAnsi="Arial"/>
+                <w:sz w:val="17"/>
+              </w:rPr>
+              <w:t>Evidencias académicas y avance de informe semestral de práctica de campo.</w:t>
+            </w:r>
+          </w:p>
+        </w:tc>
+        <w:tc>
+          <w:tcPr>
+            <w:tcW w:type="dxa" w:w="1600"/>
+          </w:tcPr>
+          <w:p>
+            <w:r>
+              <w:rPr>
+                <w:rFonts w:ascii="Arial" w:hAnsi="Arial"/>
+                <w:sz w:val="17"/>
+              </w:rPr>
+              <w:t>20/11/2026</w:t>
+            </w:r>
+          </w:p>
+        </w:tc>
+      </w:tr>
+      <w:tr>
+        <w:tc>
+          <w:tcPr>
+            <w:tcW w:type="dxa" w:w="2800"/>
+          </w:tcPr>
+          <w:p>
+            <w:r>
+              <w:rPr>
+                <w:rFonts w:ascii="Arial" w:hAnsi="Arial"/>
+                <w:b/>
+                <w:sz w:val="17"/>
+              </w:rPr>
+              <w:t>Informe de Responsabilidad Social (RSU)</w:t>
+            </w:r>
+          </w:p>
+        </w:tc>
+        <w:tc>
+          <w:tcPr>
+            <w:tcW w:type="dxa" w:w="4546"/>
+          </w:tcPr>
+          <w:p>
+            <w:r>
+              <w:rPr>
+                <w:rFonts w:ascii="Arial" w:hAnsi="Arial"/>
+                <w:sz w:val="17"/>
+              </w:rPr>
+              <w:t>Reporte de la actividad social orientada a la eficiencia operativa en microempresas.</w:t>
+            </w:r>
+          </w:p>
+        </w:tc>
+        <w:tc>
+          <w:tcPr>
+            <w:tcW w:type="dxa" w:w="1600"/>
+          </w:tcPr>
+          <w:p>
+            <w:r>
+              <w:rPr>
+                <w:rFonts w:ascii="Arial" w:hAnsi="Arial"/>
+                <w:sz w:val="17"/>
+              </w:rPr>
+              <w:t>20/11/2026</w:t>
+            </w:r>
+          </w:p>
+        </w:tc>
+      </w:tr>
+      <w:tr>
+        <w:tc>
+          <w:tcPr>
+            <w:tcW w:type="dxa" w:w="2800"/>
+          </w:tcPr>
+          <w:p>
+            <w:r>
+              <w:rPr>
+                <w:rFonts w:ascii="Arial" w:hAnsi="Arial"/>
+                <w:b/>
+                <w:sz w:val="17"/>
+              </w:rPr>
+              <w:t>Dataset de Medición Postest (n=125)</w:t>
+            </w:r>
+          </w:p>
+        </w:tc>
+        <w:tc>
+          <w:tcPr>
+            <w:tcW w:type="dxa" w:w="4546"/>
+          </w:tcPr>
+          <w:p>
+            <w:r>
+              <w:rPr>
+                <w:rFonts w:ascii="Arial" w:hAnsi="Arial"/>
+                <w:sz w:val="17"/>
+              </w:rPr>
+              <w:t>Registro empírico de tiempos, mermas y cobros sobre la muestra censal intervenida.</w:t>
+            </w:r>
+          </w:p>
+        </w:tc>
+        <w:tc>
+          <w:tcPr>
+            <w:tcW w:type="dxa" w:w="1600"/>
+          </w:tcPr>
+          <w:p>
+            <w:r>
+              <w:rPr>
+                <w:rFonts w:ascii="Arial" w:hAnsi="Arial"/>
+                <w:sz w:val="17"/>
+              </w:rPr>
+              <w:t>27/11/2026</w:t>
+            </w:r>
+          </w:p>
+        </w:tc>
+      </w:tr>
+      <w:tr>
+        <w:tc>
+          <w:tcPr>
+            <w:tcW w:type="dxa" w:w="2800"/>
+          </w:tcPr>
+          <w:p>
+            <w:r>
+              <w:rPr>
+                <w:rFonts w:ascii="Arial" w:hAnsi="Arial"/>
+                <w:b/>
+                <w:sz w:val="17"/>
+              </w:rPr>
+              <w:t>Informe de Resultados Empresariales</w:t>
+            </w:r>
+          </w:p>
+        </w:tc>
+        <w:tc>
+          <w:tcPr>
+            <w:tcW w:type="dxa" w:w="4546"/>
+          </w:tcPr>
+          <w:p>
+            <w:r>
+              <w:rPr>
+                <w:rFonts w:ascii="Arial" w:hAnsi="Arial"/>
+                <w:sz w:val="17"/>
+              </w:rPr>
+              <w:t>Dictamen formal de gerencia que evalúa el impacto operativo y económico del sistema.</w:t>
+            </w:r>
+          </w:p>
+        </w:tc>
+        <w:tc>
+          <w:tcPr>
+            <w:tcW w:type="dxa" w:w="1600"/>
+          </w:tcPr>
+          <w:p>
+            <w:r>
+              <w:rPr>
+                <w:rFonts w:ascii="Arial" w:hAnsi="Arial"/>
+                <w:sz w:val="17"/>
+              </w:rPr>
+              <w:t>27/11/2026</w:t>
+            </w:r>
+          </w:p>
+        </w:tc>
+      </w:tr>
+      <w:tr>
+        <w:tc>
+          <w:tcPr>
+            <w:tcW w:type="dxa" w:w="2800"/>
+          </w:tcPr>
+          <w:p>
+            <w:r>
+              <w:rPr>
+                <w:rFonts w:ascii="Arial" w:hAnsi="Arial"/>
+                <w:b/>
+                <w:sz w:val="17"/>
+              </w:rPr>
+              <w:t>Informe de Inferencia Estadística</w:t>
+            </w:r>
+          </w:p>
+        </w:tc>
+        <w:tc>
+          <w:tcPr>
+            <w:tcW w:type="dxa" w:w="4546"/>
+          </w:tcPr>
+          <w:p>
+            <w:r>
+              <w:rPr>
+                <w:rFonts w:ascii="Arial" w:hAnsi="Arial"/>
+                <w:sz w:val="17"/>
+              </w:rPr>
+              <w:t>Validación y contraste de las 5 hipótesis mediante pruebas Wilcoxon y t-Student.</w:t>
+            </w:r>
+          </w:p>
+        </w:tc>
+        <w:tc>
+          <w:tcPr>
+            <w:tcW w:type="dxa" w:w="1600"/>
+          </w:tcPr>
+          <w:p>
+            <w:r>
+              <w:rPr>
+                <w:rFonts w:ascii="Arial" w:hAnsi="Arial"/>
+                <w:sz w:val="17"/>
+              </w:rPr>
+              <w:t>11/12/2026</w:t>
+            </w:r>
+          </w:p>
+        </w:tc>
+      </w:tr>
+      <w:tr>
+        <w:tc>
+          <w:tcPr>
+            <w:tcW w:type="dxa" w:w="2800"/>
+          </w:tcPr>
+          <w:p>
+            <w:r>
+              <w:rPr>
+                <w:rFonts w:ascii="Arial" w:hAnsi="Arial"/>
+                <w:b/>
+                <w:sz w:val="17"/>
+              </w:rPr>
+              <w:t>Artículo Científico Formato IEEE</w:t>
+            </w:r>
+          </w:p>
+        </w:tc>
+        <w:tc>
+          <w:tcPr>
+            <w:tcW w:type="dxa" w:w="4546"/>
+          </w:tcPr>
+          <w:p>
+            <w:r>
+              <w:rPr>
+                <w:rFonts w:ascii="Arial" w:hAnsi="Arial"/>
+                <w:sz w:val="17"/>
+              </w:rPr>
+              <w:t>Paper de investigación académica consolidando la experiencia y resultados cuantitativos.</w:t>
+            </w:r>
+          </w:p>
+        </w:tc>
+        <w:tc>
+          <w:tcPr>
+            <w:tcW w:type="dxa" w:w="1600"/>
+          </w:tcPr>
+          <w:p>
+            <w:r>
+              <w:rPr>
+                <w:rFonts w:ascii="Arial" w:hAnsi="Arial"/>
+                <w:sz w:val="17"/>
+              </w:rPr>
+              <w:t>11/12/2026</w:t>
+            </w:r>
+          </w:p>
+        </w:tc>
+      </w:tr>
+      <w:tr>
+        <w:tc>
+          <w:tcPr>
+            <w:tcW w:type="dxa" w:w="2800"/>
+          </w:tcPr>
+          <w:p>
+            <w:r>
+              <w:rPr>
+                <w:rFonts w:ascii="Arial" w:hAnsi="Arial"/>
+                <w:b/>
+                <w:sz w:val="17"/>
+              </w:rPr>
+              <w:t>Memoria Técnica del Proyecto</w:t>
+            </w:r>
+          </w:p>
+        </w:tc>
+        <w:tc>
+          <w:tcPr>
+            <w:tcW w:type="dxa" w:w="4546"/>
+          </w:tcPr>
+          <w:p>
+            <w:r>
+              <w:rPr>
+                <w:rFonts w:ascii="Arial" w:hAnsi="Arial"/>
+                <w:sz w:val="17"/>
+              </w:rPr>
+              <w:t>Consolidado documental exhaustivo de ingeniería de todo el ciclo de desarrollo.</w:t>
+            </w:r>
+          </w:p>
+        </w:tc>
+        <w:tc>
+          <w:tcPr>
+            <w:tcW w:type="dxa" w:w="1600"/>
+          </w:tcPr>
+          <w:p>
+            <w:r>
+              <w:rPr>
+                <w:rFonts w:ascii="Arial" w:hAnsi="Arial"/>
+                <w:sz w:val="17"/>
+              </w:rPr>
+              <w:t>11/12/2026</w:t>
+            </w:r>
+          </w:p>
+        </w:tc>
+      </w:tr>
+      <w:tr>
+        <w:tc>
+          <w:tcPr>
+            <w:tcW w:type="dxa" w:w="2800"/>
+          </w:tcPr>
+          <w:p>
+            <w:r>
+              <w:rPr>
+                <w:rFonts w:ascii="Arial" w:hAnsi="Arial"/>
+                <w:b/>
+                <w:sz w:val="17"/>
+              </w:rPr>
+              <w:t>Portafolio Final Capstone</w:t>
+            </w:r>
+          </w:p>
+        </w:tc>
+        <w:tc>
+          <w:tcPr>
+            <w:tcW w:type="dxa" w:w="4546"/>
+          </w:tcPr>
+          <w:p>
+            <w:r>
+              <w:rPr>
+                <w:rFonts w:ascii="Arial" w:hAnsi="Arial"/>
+                <w:sz w:val="17"/>
+              </w:rPr>
+              <w:t>Compendio ordenado de todas las evidencias de Semana 1 a Semana 16.</w:t>
+            </w:r>
+          </w:p>
+        </w:tc>
+        <w:tc>
+          <w:tcPr>
+            <w:tcW w:type="dxa" w:w="1600"/>
+          </w:tcPr>
+          <w:p>
+            <w:r>
+              <w:rPr>
+                <w:rFonts w:ascii="Arial" w:hAnsi="Arial"/>
+                <w:sz w:val="17"/>
+              </w:rPr>
+              <w:t>11/12/2026</w:t>
+            </w:r>
+          </w:p>
+        </w:tc>
+      </w:tr>
+      <w:tr>
+        <w:tc>
+          <w:tcPr>
+            <w:tcW w:type="dxa" w:w="2800"/>
+          </w:tcPr>
+          <w:p>
+            <w:r>
+              <w:rPr>
+                <w:rFonts w:ascii="Arial" w:hAnsi="Arial"/>
+                <w:b/>
+                <w:sz w:val="17"/>
+              </w:rPr>
+              <w:t>Acta de Cierre Formal del Proyecto</w:t>
+            </w:r>
+          </w:p>
+        </w:tc>
+        <w:tc>
+          <w:tcPr>
+            <w:tcW w:type="dxa" w:w="4546"/>
+          </w:tcPr>
+          <w:p>
+            <w:r>
+              <w:rPr>
+                <w:rFonts w:ascii="Arial" w:hAnsi="Arial"/>
+                <w:sz w:val="17"/>
+              </w:rPr>
+              <w:t>Acta final de conformidad y cierre académico y empresarial del proyecto.</w:t>
+            </w:r>
+          </w:p>
+        </w:tc>
+        <w:tc>
+          <w:tcPr>
+            <w:tcW w:type="dxa" w:w="1600"/>
+          </w:tcPr>
+          <w:p>
+            <w:r>
+              <w:rPr>
+                <w:rFonts w:ascii="Arial" w:hAnsi="Arial"/>
+                <w:sz w:val="17"/>
               </w:rPr>
               <w:t>11/12/2026</w:t>
             </w:r>
